--- a/templates/dialectics.docx
+++ b/templates/dialectics.docx
@@ -3,6 +3,8 @@
 <w:document xmlns:wpc="http://schemas.microsoft.com/office/word/2010/wordprocessingCanvas" xmlns:mo="http://schemas.microsoft.com/office/mac/office/2008/main" xmlns:mc="http://schemas.openxmlformats.org/markup-compatibility/2006" xmlns:mv="urn:schemas-microsoft-com:mac:vml" xmlns:o="urn:schemas-microsoft-com:office:office" xmlns:r="http://schemas.openxmlformats.org/officeDocument/2006/relationships" xmlns:m="http://schemas.openxmlformats.org/officeDocument/2006/math" xmlns:v="urn:schemas-microsoft-com:vml" xmlns:wp14="http://schemas.microsoft.com/office/word/2010/wordprocessingDrawing" xmlns:wp="http://schemas.openxmlformats.org/drawingml/2006/wordprocessingDrawing" xmlns:w10="urn:schemas-microsoft-com:office:word" xmlns:w="http://schemas.openxmlformats.org/wordprocessingml/2006/main" xmlns:w14="http://schemas.microsoft.com/office/word/2010/wordml" xmlns:wpg="http://schemas.microsoft.com/office/word/2010/wordprocessingGroup" xmlns:wpi="http://schemas.microsoft.com/office/word/2010/wordprocessingInk" xmlns:wne="http://schemas.microsoft.com/office/word/2006/wordml" xmlns:wps="http://schemas.microsoft.com/office/word/2010/wordprocessingShape" mc:Ignorable="w14 wp14">
   <w:body>
     <w:sectPr>
+      <w:headerReference w:type="default" r:id="rId9"/>
+      <w:footerReference w:type="default" r:id="rId10"/>
       <w:pgSz w:w="11906" w:h="16838"/>
       <w:pgMar w:top="1474" w:right="1474" w:bottom="1474" w:left="1474" w:header="720" w:footer="720" w:gutter="0"/>
       <w:cols w:space="720"/>
@@ -10,6 +12,26 @@
     </w:sectPr>
   </w:body>
 </w:document>
+</file>
+
+<file path=word/footer1.xml><?xml version="1.0" encoding="utf-8"?>
+<w:ftr xmlns:m="http://schemas.openxmlformats.org/officeDocument/2006/math" xmlns:mc="http://schemas.openxmlformats.org/markup-compatibility/2006" xmlns:mo="http://schemas.microsoft.com/office/mac/office/2008/main" xmlns:mv="urn:schemas-microsoft-com:mac:vml" xmlns:o="urn:schemas-microsoft-com:office:office" xmlns:r="http://schemas.openxmlformats.org/officeDocument/2006/relationships" xmlns:v="urn:schemas-microsoft-com:vml" xmlns:w10="urn:schemas-microsoft-com:office:word" xmlns:w14="http://schemas.microsoft.com/office/word/2010/wordml" xmlns:w="http://schemas.openxmlformats.org/wordprocessingml/2006/main" xmlns:wne="http://schemas.microsoft.com/office/word/2006/wordml" xmlns:wp14="http://schemas.microsoft.com/office/word/2010/wordprocessingDrawing" xmlns:wp="http://schemas.openxmlformats.org/drawingml/2006/wordprocessingDrawing" xmlns:wpc="http://schemas.microsoft.com/office/word/2010/wordprocessingCanvas" xmlns:wpg="http://schemas.microsoft.com/office/word/2010/wordprocessingGroup" xmlns:wpi="http://schemas.microsoft.com/office/word/2010/wordprocessingInk" xmlns:wps="http://schemas.microsoft.com/office/word/2010/wordprocessingShape" mc:Ignorable="w14 wp14">
+  <w:p>
+    <w:pPr>
+      <w:pStyle w:val="Footer"/>
+    </w:pPr>
+  </w:p>
+</w:ftr>
+</file>
+
+<file path=word/header1.xml><?xml version="1.0" encoding="utf-8"?>
+<w:hdr xmlns:m="http://schemas.openxmlformats.org/officeDocument/2006/math" xmlns:mc="http://schemas.openxmlformats.org/markup-compatibility/2006" xmlns:mo="http://schemas.microsoft.com/office/mac/office/2008/main" xmlns:mv="urn:schemas-microsoft-com:mac:vml" xmlns:o="urn:schemas-microsoft-com:office:office" xmlns:r="http://schemas.openxmlformats.org/officeDocument/2006/relationships" xmlns:v="urn:schemas-microsoft-com:vml" xmlns:w10="urn:schemas-microsoft-com:office:word" xmlns:w14="http://schemas.microsoft.com/office/word/2010/wordml" xmlns:w="http://schemas.openxmlformats.org/wordprocessingml/2006/main" xmlns:wne="http://schemas.microsoft.com/office/word/2006/wordml" xmlns:wp14="http://schemas.microsoft.com/office/word/2010/wordprocessingDrawing" xmlns:wp="http://schemas.openxmlformats.org/drawingml/2006/wordprocessingDrawing" xmlns:wpc="http://schemas.microsoft.com/office/word/2010/wordprocessingCanvas" xmlns:wpg="http://schemas.microsoft.com/office/word/2010/wordprocessingGroup" xmlns:wpi="http://schemas.microsoft.com/office/word/2010/wordprocessingInk" xmlns:wps="http://schemas.microsoft.com/office/word/2010/wordprocessingShape" mc:Ignorable="w14 wp14">
+  <w:p>
+    <w:pPr>
+      <w:pStyle w:val="Header"/>
+    </w:pPr>
+  </w:p>
+</w:hdr>
 </file>
 
 <file path=word/numbering.xml><?xml version="1.0" encoding="utf-8"?>
@@ -375,6 +397,10 @@
     <w:name w:val="Normal"/>
     <w:qFormat/>
     <w:rsid w:val="00FC693F"/>
+    <w:rPr>
+      <w:rFonts w:ascii="Times New Roman" w:hAnsi="Times New Roman" w:cs="Times New Roman" w:eastAsia="宋体"/>
+      <w:color w:val="000000"/>
+    </w:rPr>
   </w:style>
   <w:style w:type="paragraph" w:styleId="Header">
     <w:name w:val="header"/>
@@ -435,10 +461,10 @@
       <w:outlineLvl w:val="0"/>
     </w:pPr>
     <w:rPr>
-      <w:rFonts w:asciiTheme="majorHAnsi" w:eastAsiaTheme="majorEastAsia" w:hAnsiTheme="majorHAnsi" w:cstheme="majorBidi"/>
+      <w:rFonts w:ascii="Times New Roman" w:hAnsi="Times New Roman" w:cs="Times New Roman" w:eastAsia="宋体"/>
       <w:b/>
       <w:bCs/>
-      <w:color w:val="365F91" w:themeColor="accent1" w:themeShade="BF"/>
+      <w:color w:val="000000"/>
       <w:sz w:val="28"/>
       <w:szCs w:val="28"/>
     </w:rPr>
@@ -459,10 +485,10 @@
       <w:outlineLvl w:val="1"/>
     </w:pPr>
     <w:rPr>
-      <w:rFonts w:asciiTheme="majorHAnsi" w:eastAsiaTheme="majorEastAsia" w:hAnsiTheme="majorHAnsi" w:cstheme="majorBidi"/>
+      <w:rFonts w:ascii="Times New Roman" w:hAnsi="Times New Roman" w:cs="Times New Roman" w:eastAsia="宋体"/>
       <w:b/>
       <w:bCs/>
-      <w:color w:val="4F81BD" w:themeColor="accent1"/>
+      <w:color w:val="000000"/>
       <w:sz w:val="26"/>
       <w:szCs w:val="26"/>
     </w:rPr>
@@ -483,10 +509,10 @@
       <w:outlineLvl w:val="2"/>
     </w:pPr>
     <w:rPr>
-      <w:rFonts w:asciiTheme="majorHAnsi" w:eastAsiaTheme="majorEastAsia" w:hAnsiTheme="majorHAnsi" w:cstheme="majorBidi"/>
+      <w:rFonts w:ascii="Times New Roman" w:hAnsi="Times New Roman" w:cs="Times New Roman" w:eastAsia="宋体"/>
       <w:b/>
       <w:bCs/>
-      <w:color w:val="4F81BD" w:themeColor="accent1"/>
+      <w:color w:val="000000"/>
     </w:rPr>
   </w:style>
   <w:style w:type="paragraph" w:styleId="Heading4">
@@ -506,12 +532,12 @@
       <w:outlineLvl w:val="3"/>
     </w:pPr>
     <w:rPr>
-      <w:rFonts w:asciiTheme="majorHAnsi" w:eastAsiaTheme="majorEastAsia" w:hAnsiTheme="majorHAnsi" w:cstheme="majorBidi"/>
+      <w:rFonts w:ascii="Times New Roman" w:hAnsi="Times New Roman" w:cs="Times New Roman" w:eastAsia="宋体"/>
       <w:b/>
       <w:bCs/>
       <w:i/>
       <w:iCs/>
-      <w:color w:val="4F81BD" w:themeColor="accent1"/>
+      <w:color w:val="000000"/>
     </w:rPr>
   </w:style>
   <w:style w:type="paragraph" w:styleId="Heading5">
@@ -531,8 +557,8 @@
       <w:outlineLvl w:val="4"/>
     </w:pPr>
     <w:rPr>
-      <w:rFonts w:asciiTheme="majorHAnsi" w:eastAsiaTheme="majorEastAsia" w:hAnsiTheme="majorHAnsi" w:cstheme="majorBidi"/>
-      <w:color w:val="243F60" w:themeColor="accent1" w:themeShade="7F"/>
+      <w:rFonts w:ascii="Times New Roman" w:hAnsi="Times New Roman" w:cs="Times New Roman" w:eastAsia="宋体"/>
+      <w:color w:val="000000"/>
     </w:rPr>
   </w:style>
   <w:style w:type="paragraph" w:styleId="Heading6">
@@ -552,10 +578,10 @@
       <w:outlineLvl w:val="5"/>
     </w:pPr>
     <w:rPr>
-      <w:rFonts w:asciiTheme="majorHAnsi" w:eastAsiaTheme="majorEastAsia" w:hAnsiTheme="majorHAnsi" w:cstheme="majorBidi"/>
+      <w:rFonts w:ascii="Times New Roman" w:hAnsi="Times New Roman" w:cs="Times New Roman" w:eastAsia="宋体"/>
       <w:i/>
       <w:iCs/>
-      <w:color w:val="243F60" w:themeColor="accent1" w:themeShade="7F"/>
+      <w:color w:val="000000"/>
     </w:rPr>
   </w:style>
   <w:style w:type="paragraph" w:styleId="Heading7">
@@ -575,10 +601,10 @@
       <w:outlineLvl w:val="6"/>
     </w:pPr>
     <w:rPr>
-      <w:rFonts w:asciiTheme="majorHAnsi" w:eastAsiaTheme="majorEastAsia" w:hAnsiTheme="majorHAnsi" w:cstheme="majorBidi"/>
+      <w:rFonts w:ascii="Times New Roman" w:hAnsi="Times New Roman" w:cs="Times New Roman" w:eastAsia="宋体"/>
       <w:i/>
       <w:iCs/>
-      <w:color w:val="404040" w:themeColor="text1" w:themeTint="BF"/>
+      <w:color w:val="000000"/>
     </w:rPr>
   </w:style>
   <w:style w:type="paragraph" w:styleId="Heading8">
@@ -598,8 +624,8 @@
       <w:outlineLvl w:val="7"/>
     </w:pPr>
     <w:rPr>
-      <w:rFonts w:asciiTheme="majorHAnsi" w:eastAsiaTheme="majorEastAsia" w:hAnsiTheme="majorHAnsi" w:cstheme="majorBidi"/>
-      <w:color w:val="4F81BD" w:themeColor="accent1"/>
+      <w:rFonts w:ascii="Times New Roman" w:hAnsi="Times New Roman" w:cs="Times New Roman" w:eastAsia="宋体"/>
+      <w:color w:val="000000"/>
       <w:sz w:val="20"/>
       <w:szCs w:val="20"/>
     </w:rPr>
@@ -621,10 +647,10 @@
       <w:outlineLvl w:val="8"/>
     </w:pPr>
     <w:rPr>
-      <w:rFonts w:asciiTheme="majorHAnsi" w:eastAsiaTheme="majorEastAsia" w:hAnsiTheme="majorHAnsi" w:cstheme="majorBidi"/>
+      <w:rFonts w:ascii="Times New Roman" w:hAnsi="Times New Roman" w:cs="Times New Roman" w:eastAsia="宋体"/>
       <w:i/>
       <w:iCs/>
-      <w:color w:val="404040" w:themeColor="text1" w:themeTint="BF"/>
+      <w:color w:val="000000"/>
       <w:sz w:val="20"/>
       <w:szCs w:val="20"/>
     </w:rPr>
@@ -672,10 +698,10 @@
     <w:uiPriority w:val="9"/>
     <w:rsid w:val="00FC693F"/>
     <w:rPr>
-      <w:rFonts w:asciiTheme="majorHAnsi" w:eastAsiaTheme="majorEastAsia" w:hAnsiTheme="majorHAnsi" w:cstheme="majorBidi"/>
+      <w:rFonts w:ascii="Times New Roman" w:hAnsi="Times New Roman" w:cs="Times New Roman" w:eastAsia="宋体"/>
       <w:b/>
       <w:bCs/>
-      <w:color w:val="365F91" w:themeColor="accent1" w:themeShade="BF"/>
+      <w:color w:val="000000"/>
       <w:sz w:val="28"/>
       <w:szCs w:val="28"/>
     </w:rPr>
@@ -687,10 +713,10 @@
     <w:uiPriority w:val="9"/>
     <w:rsid w:val="00FC693F"/>
     <w:rPr>
-      <w:rFonts w:asciiTheme="majorHAnsi" w:eastAsiaTheme="majorEastAsia" w:hAnsiTheme="majorHAnsi" w:cstheme="majorBidi"/>
+      <w:rFonts w:ascii="Times New Roman" w:hAnsi="Times New Roman" w:cs="Times New Roman" w:eastAsia="宋体"/>
       <w:b/>
       <w:bCs/>
-      <w:color w:val="4F81BD" w:themeColor="accent1"/>
+      <w:color w:val="000000"/>
       <w:sz w:val="26"/>
       <w:szCs w:val="26"/>
     </w:rPr>
@@ -702,10 +728,10 @@
     <w:uiPriority w:val="9"/>
     <w:rsid w:val="00FC693F"/>
     <w:rPr>
-      <w:rFonts w:asciiTheme="majorHAnsi" w:eastAsiaTheme="majorEastAsia" w:hAnsiTheme="majorHAnsi" w:cstheme="majorBidi"/>
+      <w:rFonts w:ascii="Times New Roman" w:hAnsi="Times New Roman" w:cs="Times New Roman" w:eastAsia="宋体"/>
       <w:b/>
       <w:bCs/>
-      <w:color w:val="4F81BD" w:themeColor="accent1"/>
+      <w:color w:val="000000"/>
     </w:rPr>
   </w:style>
   <w:style w:type="paragraph" w:styleId="Title">
@@ -724,8 +750,8 @@
       <w:contextualSpacing/>
     </w:pPr>
     <w:rPr>
-      <w:rFonts w:asciiTheme="majorHAnsi" w:eastAsiaTheme="majorEastAsia" w:hAnsiTheme="majorHAnsi" w:cstheme="majorBidi"/>
-      <w:color w:val="17365D" w:themeColor="text2" w:themeShade="BF"/>
+      <w:rFonts w:ascii="Times New Roman" w:hAnsi="Times New Roman" w:cs="Times New Roman" w:eastAsia="宋体"/>
+      <w:color w:val="000000"/>
       <w:spacing w:val="5"/>
       <w:kern w:val="28"/>
       <w:sz w:val="52"/>
@@ -761,10 +787,10 @@
       </w:numPr>
     </w:pPr>
     <w:rPr>
-      <w:rFonts w:asciiTheme="majorHAnsi" w:eastAsiaTheme="majorEastAsia" w:hAnsiTheme="majorHAnsi" w:cstheme="majorBidi"/>
+      <w:rFonts w:ascii="Times New Roman" w:hAnsi="Times New Roman" w:cs="Times New Roman" w:eastAsia="宋体"/>
       <w:i/>
       <w:iCs/>
-      <w:color w:val="4F81BD" w:themeColor="accent1"/>
+      <w:color w:val="000000"/>
       <w:spacing w:val="15"/>
       <w:sz w:val="24"/>
       <w:szCs w:val="24"/>
@@ -796,6 +822,10 @@
       <w:ind w:left="720"/>
       <w:contextualSpacing/>
     </w:pPr>
+    <w:rPr>
+      <w:rFonts w:ascii="Times New Roman" w:hAnsi="Times New Roman" w:cs="Times New Roman" w:eastAsia="宋体"/>
+      <w:color w:val="000000"/>
+    </w:rPr>
   </w:style>
   <w:style w:type="paragraph" w:styleId="BodyText">
     <w:name w:val="Body Text"/>
@@ -807,6 +837,10 @@
     <w:pPr>
       <w:spacing w:after="120"/>
     </w:pPr>
+    <w:rPr>
+      <w:rFonts w:ascii="Times New Roman" w:hAnsi="Times New Roman" w:cs="Times New Roman" w:eastAsia="宋体"/>
+      <w:color w:val="000000"/>
+    </w:rPr>
   </w:style>
   <w:style w:type="character" w:customStyle="1" w:styleId="BodyTextChar">
     <w:name w:val="Body Text Char"/>
@@ -904,6 +938,10 @@
       </w:numPr>
       <w:contextualSpacing/>
     </w:pPr>
+    <w:rPr>
+      <w:rFonts w:ascii="Times New Roman" w:hAnsi="Times New Roman" w:cs="Times New Roman" w:eastAsia="宋体"/>
+      <w:color w:val="000000"/>
+    </w:rPr>
   </w:style>
   <w:style w:type="paragraph" w:styleId="ListBullet2">
     <w:name w:val="List Bullet 2"/>
@@ -917,6 +955,10 @@
       </w:numPr>
       <w:contextualSpacing/>
     </w:pPr>
+    <w:rPr>
+      <w:rFonts w:ascii="Times New Roman" w:hAnsi="Times New Roman" w:cs="Times New Roman" w:eastAsia="宋体"/>
+      <w:color w:val="000000"/>
+    </w:rPr>
   </w:style>
   <w:style w:type="paragraph" w:styleId="ListBullet3">
     <w:name w:val="List Bullet 3"/>
@@ -930,6 +972,10 @@
       </w:numPr>
       <w:contextualSpacing/>
     </w:pPr>
+    <w:rPr>
+      <w:rFonts w:ascii="Times New Roman" w:hAnsi="Times New Roman" w:cs="Times New Roman" w:eastAsia="宋体"/>
+      <w:color w:val="000000"/>
+    </w:rPr>
   </w:style>
   <w:style w:type="paragraph" w:styleId="ListNumber">
     <w:name w:val="List Number"/>
@@ -943,6 +989,10 @@
       </w:numPr>
       <w:contextualSpacing/>
     </w:pPr>
+    <w:rPr>
+      <w:rFonts w:ascii="Times New Roman" w:hAnsi="Times New Roman" w:cs="Times New Roman" w:eastAsia="宋体"/>
+      <w:color w:val="000000"/>
+    </w:rPr>
   </w:style>
   <w:style w:type="paragraph" w:styleId="ListNumber2">
     <w:name w:val="List Number 2"/>
@@ -956,6 +1006,10 @@
       </w:numPr>
       <w:contextualSpacing/>
     </w:pPr>
+    <w:rPr>
+      <w:rFonts w:ascii="Times New Roman" w:hAnsi="Times New Roman" w:cs="Times New Roman" w:eastAsia="宋体"/>
+      <w:color w:val="000000"/>
+    </w:rPr>
   </w:style>
   <w:style w:type="paragraph" w:styleId="ListNumber3">
     <w:name w:val="List Number 3"/>
@@ -969,6 +1023,10 @@
       </w:numPr>
       <w:contextualSpacing/>
     </w:pPr>
+    <w:rPr>
+      <w:rFonts w:ascii="Times New Roman" w:hAnsi="Times New Roman" w:cs="Times New Roman" w:eastAsia="宋体"/>
+      <w:color w:val="000000"/>
+    </w:rPr>
   </w:style>
   <w:style w:type="paragraph" w:styleId="ListContinue">
     <w:name w:val="List Continue"/>
@@ -1050,9 +1108,10 @@
     <w:qFormat/>
     <w:rsid w:val="00FC693F"/>
     <w:rPr>
+      <w:rFonts w:ascii="Times New Roman" w:hAnsi="Times New Roman" w:cs="Times New Roman" w:eastAsia="宋体"/>
       <w:i/>
       <w:iCs/>
-      <w:color w:val="000000" w:themeColor="text1"/>
+      <w:color w:val="000000"/>
     </w:rPr>
   </w:style>
   <w:style w:type="character" w:customStyle="1" w:styleId="QuoteChar">
@@ -1075,12 +1134,12 @@
     <w:semiHidden/>
     <w:rsid w:val="00FC693F"/>
     <w:rPr>
-      <w:rFonts w:asciiTheme="majorHAnsi" w:eastAsiaTheme="majorEastAsia" w:hAnsiTheme="majorHAnsi" w:cstheme="majorBidi"/>
+      <w:rFonts w:ascii="Times New Roman" w:hAnsi="Times New Roman" w:cs="Times New Roman" w:eastAsia="宋体"/>
       <w:b/>
       <w:bCs/>
       <w:i/>
       <w:iCs/>
-      <w:color w:val="4F81BD" w:themeColor="accent1"/>
+      <w:color w:val="000000"/>
     </w:rPr>
   </w:style>
   <w:style w:type="character" w:customStyle="1" w:styleId="Heading5Char">
@@ -1091,8 +1150,8 @@
     <w:semiHidden/>
     <w:rsid w:val="00FC693F"/>
     <w:rPr>
-      <w:rFonts w:asciiTheme="majorHAnsi" w:eastAsiaTheme="majorEastAsia" w:hAnsiTheme="majorHAnsi" w:cstheme="majorBidi"/>
-      <w:color w:val="243F60" w:themeColor="accent1" w:themeShade="7F"/>
+      <w:rFonts w:ascii="Times New Roman" w:hAnsi="Times New Roman" w:cs="Times New Roman" w:eastAsia="宋体"/>
+      <w:color w:val="000000"/>
     </w:rPr>
   </w:style>
   <w:style w:type="character" w:customStyle="1" w:styleId="Heading6Char">
@@ -1103,10 +1162,10 @@
     <w:semiHidden/>
     <w:rsid w:val="00FC693F"/>
     <w:rPr>
-      <w:rFonts w:asciiTheme="majorHAnsi" w:eastAsiaTheme="majorEastAsia" w:hAnsiTheme="majorHAnsi" w:cstheme="majorBidi"/>
+      <w:rFonts w:ascii="Times New Roman" w:hAnsi="Times New Roman" w:cs="Times New Roman" w:eastAsia="宋体"/>
       <w:i/>
       <w:iCs/>
-      <w:color w:val="243F60" w:themeColor="accent1" w:themeShade="7F"/>
+      <w:color w:val="000000"/>
     </w:rPr>
   </w:style>
   <w:style w:type="character" w:customStyle="1" w:styleId="Heading7Char">
@@ -1117,10 +1176,10 @@
     <w:semiHidden/>
     <w:rsid w:val="00FC693F"/>
     <w:rPr>
-      <w:rFonts w:asciiTheme="majorHAnsi" w:eastAsiaTheme="majorEastAsia" w:hAnsiTheme="majorHAnsi" w:cstheme="majorBidi"/>
+      <w:rFonts w:ascii="Times New Roman" w:hAnsi="Times New Roman" w:cs="Times New Roman" w:eastAsia="宋体"/>
       <w:i/>
       <w:iCs/>
-      <w:color w:val="404040" w:themeColor="text1" w:themeTint="BF"/>
+      <w:color w:val="000000"/>
     </w:rPr>
   </w:style>
   <w:style w:type="character" w:customStyle="1" w:styleId="Heading8Char">
@@ -1131,8 +1190,8 @@
     <w:semiHidden/>
     <w:rsid w:val="00FC693F"/>
     <w:rPr>
-      <w:rFonts w:asciiTheme="majorHAnsi" w:eastAsiaTheme="majorEastAsia" w:hAnsiTheme="majorHAnsi" w:cstheme="majorBidi"/>
-      <w:color w:val="4F81BD" w:themeColor="accent1"/>
+      <w:rFonts w:ascii="Times New Roman" w:hAnsi="Times New Roman" w:cs="Times New Roman" w:eastAsia="宋体"/>
+      <w:color w:val="000000"/>
       <w:sz w:val="20"/>
       <w:szCs w:val="20"/>
     </w:rPr>
@@ -1145,10 +1204,10 @@
     <w:semiHidden/>
     <w:rsid w:val="00FC693F"/>
     <w:rPr>
-      <w:rFonts w:asciiTheme="majorHAnsi" w:eastAsiaTheme="majorEastAsia" w:hAnsiTheme="majorHAnsi" w:cstheme="majorBidi"/>
+      <w:rFonts w:ascii="Times New Roman" w:hAnsi="Times New Roman" w:cs="Times New Roman" w:eastAsia="宋体"/>
       <w:i/>
       <w:iCs/>
-      <w:color w:val="404040" w:themeColor="text1" w:themeTint="BF"/>
+      <w:color w:val="000000"/>
       <w:sz w:val="20"/>
       <w:szCs w:val="20"/>
     </w:rPr>
@@ -1166,9 +1225,10 @@
       <w:spacing w:line="240" w:lineRule="auto"/>
     </w:pPr>
     <w:rPr>
+      <w:rFonts w:ascii="Times New Roman" w:hAnsi="Times New Roman" w:cs="Times New Roman" w:eastAsia="宋体"/>
       <w:b/>
       <w:bCs/>
-      <w:color w:val="4F81BD" w:themeColor="accent1"/>
+      <w:color w:val="000000"/>
       <w:sz w:val="18"/>
       <w:szCs w:val="18"/>
     </w:rPr>
@@ -12057,6 +12117,14 @@
         <w:shd w:val="clear" w:color="auto" w:fill="FBCAA2" w:themeFill="accent6" w:themeFillTint="7F"/>
       </w:tcPr>
     </w:tblStylePr>
+  </w:style>
+  <w:style w:type="character" w:customStyle="1" w:styleId="SourceCode">
+    <w:name w:val="Source Code"/>
+    <w:rPr>
+      <w:rFonts w:ascii="Consolas" w:hAnsi="Consolas" w:eastAsia="Consolas"/>
+      <w:color w:val="1F2937"/>
+      <w:sz w:val="18"/>
+    </w:rPr>
   </w:style>
 </w:styles>
 </file>
